--- a/ES2N-AnexoPesquisa v3.0 .docx
+++ b/ES2N-AnexoPesquisa v3.0 .docx
@@ -1,6 +1,6 @@
 
 <file path=word/document.xml><?xml version="1.0" encoding="utf-8"?>
-<w:document xmlns:wpc="http://schemas.microsoft.com/office/word/2010/wordprocessingCanvas" xmlns:cx="http://schemas.microsoft.com/office/drawing/2014/chartex" xmlns:cx1="http://schemas.microsoft.com/office/drawing/2015/9/8/chartex" xmlns:cx2="http://schemas.microsoft.com/office/drawing/2015/10/21/chartex" xmlns:cx3="http://schemas.microsoft.com/office/drawing/2016/5/9/chartex" xmlns:cx4="http://schemas.microsoft.com/office/drawing/2016/5/10/chartex" xmlns:cx5="http://schemas.microsoft.com/office/drawing/2016/5/11/chartex" xmlns:cx6="http://schemas.microsoft.com/office/drawing/2016/5/12/chartex" xmlns:cx7="http://schemas.microsoft.com/office/drawing/2016/5/13/chartex" xmlns:cx8="http://schemas.microsoft.com/office/drawing/2016/5/14/chartex" xmlns:mc="http://schemas.openxmlformats.org/markup-compatibility/2006" xmlns:aink="http://schemas.microsoft.com/office/drawing/2016/ink" xmlns:am3d="http://schemas.microsoft.com/office/drawing/2017/model3d" xmlns:o="urn:schemas-microsoft-com:office:office" xmlns:r="http://schemas.openxmlformats.org/officeDocument/2006/relationships" xmlns:m="http://schemas.openxmlformats.org/officeDocument/2006/math" xmlns:v="urn:schemas-microsoft-com:vml" xmlns:wp14="http://schemas.microsoft.com/office/word/2010/wordprocessingDrawing" xmlns:wp="http://schemas.openxmlformats.org/drawingml/2006/wordprocessingDrawing" xmlns:w10="urn:schemas-microsoft-com:office:word" xmlns:w="http://schemas.openxmlformats.org/wordprocessingml/2006/main" xmlns:w14="http://schemas.microsoft.com/office/word/2010/wordml" xmlns:w15="http://schemas.microsoft.com/office/word/2012/wordml" xmlns:w16cex="http://schemas.microsoft.com/office/word/2018/wordml/cex" xmlns:w16cid="http://schemas.microsoft.com/office/word/2016/wordml/cid" xmlns:w16="http://schemas.microsoft.com/office/word/2018/wordml" xmlns:w16sdtdh="http://schemas.microsoft.com/office/word/2020/wordml/sdtdatahash" xmlns:w16se="http://schemas.microsoft.com/office/word/2015/wordml/symex" xmlns:wpg="http://schemas.microsoft.com/office/word/2010/wordprocessingGroup" xmlns:wpi="http://schemas.microsoft.com/office/word/2010/wordprocessingInk" xmlns:wne="http://schemas.microsoft.com/office/word/2006/wordml" xmlns:wps="http://schemas.microsoft.com/office/word/2010/wordprocessingShape" mc:Ignorable="w14 w15 w16se w16cid w16 w16cex w16sdtdh wp14">
+<w:document xmlns:wpc="http://schemas.microsoft.com/office/word/2010/wordprocessingCanvas" xmlns:cx="http://schemas.microsoft.com/office/drawing/2014/chartex" xmlns:cx1="http://schemas.microsoft.com/office/drawing/2015/9/8/chartex" xmlns:cx2="http://schemas.microsoft.com/office/drawing/2015/10/21/chartex" xmlns:cx3="http://schemas.microsoft.com/office/drawing/2016/5/9/chartex" xmlns:cx4="http://schemas.microsoft.com/office/drawing/2016/5/10/chartex" xmlns:cx5="http://schemas.microsoft.com/office/drawing/2016/5/11/chartex" xmlns:cx6="http://schemas.microsoft.com/office/drawing/2016/5/12/chartex" xmlns:cx7="http://schemas.microsoft.com/office/drawing/2016/5/13/chartex" xmlns:cx8="http://schemas.microsoft.com/office/drawing/2016/5/14/chartex" xmlns:mc="http://schemas.openxmlformats.org/markup-compatibility/2006" xmlns:aink="http://schemas.microsoft.com/office/drawing/2016/ink" xmlns:am3d="http://schemas.microsoft.com/office/drawing/2017/model3d" xmlns:o="urn:schemas-microsoft-com:office:office" xmlns:oel="http://schemas.microsoft.com/office/2019/extlst" xmlns:r="http://schemas.openxmlformats.org/officeDocument/2006/relationships" xmlns:m="http://schemas.openxmlformats.org/officeDocument/2006/math" xmlns:v="urn:schemas-microsoft-com:vml" xmlns:wp14="http://schemas.microsoft.com/office/word/2010/wordprocessingDrawing" xmlns:wp="http://schemas.openxmlformats.org/drawingml/2006/wordprocessingDrawing" xmlns:w10="urn:schemas-microsoft-com:office:word" xmlns:w="http://schemas.openxmlformats.org/wordprocessingml/2006/main" xmlns:w14="http://schemas.microsoft.com/office/word/2010/wordml" xmlns:w15="http://schemas.microsoft.com/office/word/2012/wordml" xmlns:w16cex="http://schemas.microsoft.com/office/word/2018/wordml/cex" xmlns:w16cid="http://schemas.microsoft.com/office/word/2016/wordml/cid" xmlns:w16="http://schemas.microsoft.com/office/word/2018/wordml" xmlns:w16du="http://schemas.microsoft.com/office/word/2023/wordml/word16du" xmlns:w16sdtdh="http://schemas.microsoft.com/office/word/2020/wordml/sdtdatahash" xmlns:w16sdtfl="http://schemas.microsoft.com/office/word/2024/wordml/sdtformatlock" xmlns:w16se="http://schemas.microsoft.com/office/word/2015/wordml/symex" xmlns:wpg="http://schemas.microsoft.com/office/word/2010/wordprocessingGroup" xmlns:wpi="http://schemas.microsoft.com/office/word/2010/wordprocessingInk" xmlns:wne="http://schemas.microsoft.com/office/word/2006/wordml" xmlns:wps="http://schemas.microsoft.com/office/word/2010/wordprocessingShape" mc:Ignorable="w14 w15 w16se w16cid w16 w16cex w16sdtdh w16sdtfl w16du wp14">
   <w:body>
     <w:p>
       <w:pPr>
@@ -293,6 +293,26 @@
     </w:p>
     <w:p>
       <w:pPr>
+        <w:pStyle w:val="PargrafodaLista"/>
+        <w:tabs>
+          <w:tab w:val="left" w:pos="719"/>
+          <w:tab w:val="left" w:pos="721"/>
+        </w:tabs>
+        <w:spacing w:line="278" w:lineRule="auto"/>
+        <w:ind w:right="661" w:firstLine="0"/>
+        <w:rPr>
+          <w:sz w:val="24"/>
+        </w:rPr>
+      </w:pPr>
+      <w:r>
+        <w:rPr>
+          <w:sz w:val="24"/>
+        </w:rPr>
+        <w:t>R: Não Há</w:t>
+      </w:r>
+    </w:p>
+    <w:p>
+      <w:pPr>
         <w:pStyle w:val="Corpodetexto"/>
         <w:spacing w:before="36"/>
       </w:pPr>
@@ -454,6 +474,12 @@
         </w:rPr>
         <w:t>)?</w:t>
       </w:r>
+      <w:r>
+        <w:rPr>
+          <w:sz w:val="24"/>
+        </w:rPr>
+        <w:t xml:space="preserve"> R: nada é registrado hoje.</w:t>
+      </w:r>
     </w:p>
     <w:p>
       <w:pPr>
@@ -614,6 +640,12 @@
         </w:rPr>
         <w:t>como agem quando um item está perto de vencer?</w:t>
       </w:r>
+      <w:r>
+        <w:rPr>
+          <w:sz w:val="24"/>
+        </w:rPr>
+        <w:t xml:space="preserve"> Todos os dias, é muito raro algo chegar perto da data de validade, quando tem algum produto mais perto ele tem prioridade na saída, como fifo</w:t>
+      </w:r>
     </w:p>
     <w:p>
       <w:pPr>
@@ -770,6 +802,12 @@
         </w:rPr>
         <w:t>Existe também alguma forma de identificar produtos com baixa rotatividade atualmente?</w:t>
       </w:r>
+      <w:r>
+        <w:rPr>
+          <w:sz w:val="24"/>
+        </w:rPr>
+        <w:t xml:space="preserve"> Existe quantidade minima, a forma de decidir é quando chega proximo a quantidade minima. É verificado manualmente</w:t>
+      </w:r>
     </w:p>
     <w:p>
       <w:pPr>
@@ -924,6 +962,13 @@
         </w:rPr>
         <w:t>estoque?</w:t>
       </w:r>
+      <w:r>
+        <w:rPr>
+          <w:spacing w:val="-2"/>
+          <w:sz w:val="24"/>
+        </w:rPr>
+        <w:t xml:space="preserve"> Com o calculo de percentual de ganho, faturamento e lucro.</w:t>
+      </w:r>
     </w:p>
     <w:p>
       <w:pPr>
@@ -1123,6 +1168,12 @@
         </w:rPr>
         <w:t>ou complexo para os funcionários?</w:t>
       </w:r>
+      <w:r>
+        <w:rPr>
+          <w:sz w:val="24"/>
+        </w:rPr>
+        <w:t xml:space="preserve"> Fazer o cadastro do produto no sistema foi o mais dificil, devido a complexidade do programa</w:t>
+      </w:r>
     </w:p>
     <w:p>
       <w:pPr>
@@ -1179,6 +1230,24 @@
         </w:rPr>
         <w:t>? Quais informações são necessárias?</w:t>
       </w:r>
+      <w:r>
+        <w:rPr>
+          <w:sz w:val="24"/>
+        </w:rPr>
+        <w:t xml:space="preserve"> D</w:t>
+      </w:r>
+      <w:r>
+        <w:rPr>
+          <w:sz w:val="24"/>
+        </w:rPr>
+        <w:t>escrição, codigo de barras, valor de compra, valor de venda,</w:t>
+      </w:r>
+      <w:r>
+        <w:rPr>
+          <w:sz w:val="24"/>
+        </w:rPr>
+        <w:t xml:space="preserve"> data de entrada e vencimento</w:t>
+      </w:r>
     </w:p>
     <w:p>
       <w:pPr>
@@ -1211,6 +1280,12 @@
         </w:rPr>
         <w:t>É vendido produtos fiado? Como é controlado?</w:t>
       </w:r>
+      <w:r>
+        <w:rPr>
+          <w:sz w:val="24"/>
+        </w:rPr>
+        <w:t xml:space="preserve"> Sim, para poucos clientes e é anotado numa caderneta</w:t>
+      </w:r>
     </w:p>
     <w:p>
       <w:pPr>
@@ -1248,6 +1323,25 @@
       <w:r>
         <w:t>?</w:t>
       </w:r>
+      <w:r>
+        <w:t xml:space="preserve"> Entrada: Compras e bonificações: data, quantidade de cada item, fornecedor.</w:t>
+      </w:r>
+    </w:p>
+    <w:p>
+      <w:pPr>
+        <w:pStyle w:val="Corpodetexto"/>
+        <w:spacing w:before="42"/>
+        <w:ind w:left="722"/>
+      </w:pPr>
+    </w:p>
+    <w:p>
+      <w:pPr>
+        <w:pStyle w:val="Corpodetexto"/>
+        <w:spacing w:before="42"/>
+      </w:pPr>
+      <w:r>
+        <w:t>Saída: Vendas, perdas/furtos: data, valor da venda, quantidade de cada item.</w:t>
+      </w:r>
     </w:p>
     <w:p>
       <w:pPr>
@@ -1302,14 +1396,11 @@
     <w:p>
       <w:pPr>
         <w:pStyle w:val="Corpodetexto"/>
-        <w:numPr>
-          <w:ilvl w:val="0"/>
-          <w:numId w:val="1"/>
-        </w:numPr>
         <w:spacing w:before="42"/>
-      </w:pPr>
-      <w:r>
-        <w:t>Quais unidades de medidas são utilizadas para os produtos?</w:t>
+        <w:ind w:left="722"/>
+      </w:pPr>
+      <w:r>
+        <w:t>Sim</w:t>
       </w:r>
     </w:p>
     <w:p>
@@ -1327,7 +1418,17 @@
         <w:spacing w:before="42"/>
       </w:pPr>
       <w:r>
-        <w:t>O sistema deve manter um histórico dos fornecedores de cada produto?</w:t>
+        <w:t>Quais unidades de medidas são utilizadas para os produtos?</w:t>
+      </w:r>
+    </w:p>
+    <w:p>
+      <w:pPr>
+        <w:pStyle w:val="Corpodetexto"/>
+        <w:spacing w:before="42"/>
+        <w:ind w:left="722"/>
+      </w:pPr>
+      <w:r>
+        <w:t>Gramas, quilos, unidades.</w:t>
       </w:r>
     </w:p>
     <w:p>
@@ -1345,10 +1446,48 @@
         <w:spacing w:before="42"/>
       </w:pPr>
       <w:r>
+        <w:t>O sistema deve manter um histórico dos fornecedores de cada produto?</w:t>
+      </w:r>
+    </w:p>
+    <w:p>
+      <w:pPr>
+        <w:pStyle w:val="Corpodetexto"/>
+        <w:spacing w:before="42"/>
+        <w:ind w:left="722"/>
+      </w:pPr>
+      <w:r>
+        <w:t>Sim</w:t>
+      </w:r>
+    </w:p>
+    <w:p>
+      <w:pPr>
+        <w:pStyle w:val="PargrafodaLista"/>
+      </w:pPr>
+    </w:p>
+    <w:p>
+      <w:pPr>
+        <w:pStyle w:val="Corpodetexto"/>
+        <w:numPr>
+          <w:ilvl w:val="0"/>
+          <w:numId w:val="1"/>
+        </w:numPr>
+        <w:spacing w:before="42"/>
+      </w:pPr>
+      <w:r>
         <w:t>Quais relatórios o sistema deve</w:t>
       </w:r>
       <w:r>
         <w:t>m ser gerados em PDF?</w:t>
+      </w:r>
+    </w:p>
+    <w:p>
+      <w:pPr>
+        <w:pStyle w:val="Corpodetexto"/>
+        <w:spacing w:before="42"/>
+        <w:ind w:left="720"/>
+      </w:pPr>
+      <w:r>
+        <w:t>Fiados a receber (Valor, item, quantidade do item e data e hora da compra). Faturamento e lucro, ganho por item. (Todos com valor bruto e percentual)</w:t>
       </w:r>
     </w:p>
     <w:p>
@@ -1495,14 +1634,7 @@
         <w:rPr>
           <w:sz w:val="24"/>
         </w:rPr>
-        <w:t xml:space="preserve">funcionários </w:t>
-      </w:r>
-      <w:r>
-        <w:rPr>
-          <w:sz w:val="24"/>
-        </w:rPr>
-        <w:lastRenderedPageBreak/>
-        <w:t xml:space="preserve">do caixa, repositores)? </w:t>
+        <w:t xml:space="preserve">funcionários do caixa, repositores)? </w:t>
       </w:r>
       <w:r>
         <w:rPr>
@@ -1515,6 +1647,26 @@
           <w:sz w:val="24"/>
         </w:rPr>
         <w:t>?</w:t>
+      </w:r>
+    </w:p>
+    <w:p>
+      <w:pPr>
+        <w:pStyle w:val="PargrafodaLista"/>
+        <w:tabs>
+          <w:tab w:val="left" w:pos="719"/>
+          <w:tab w:val="left" w:pos="721"/>
+        </w:tabs>
+        <w:spacing w:line="276" w:lineRule="auto"/>
+        <w:ind w:right="103" w:firstLine="0"/>
+        <w:rPr>
+          <w:sz w:val="24"/>
+        </w:rPr>
+      </w:pPr>
+      <w:r>
+        <w:rPr>
+          <w:sz w:val="24"/>
+        </w:rPr>
+        <w:t>Temos apenas 2 funcionários que teriam acesso a todo tipo de configuração e cadastro no aplicativo</w:t>
       </w:r>
     </w:p>
     <w:p>
@@ -1675,6 +1827,12 @@
         </w:rPr>
         <w:t xml:space="preserve"> Existe alguma prioridade entre essas informações?</w:t>
       </w:r>
+      <w:r>
+        <w:rPr>
+          <w:sz w:val="24"/>
+        </w:rPr>
+        <w:t xml:space="preserve"> Valor do produto, produtos a repor e produtos próximos ao vencimento,  respectivamente.</w:t>
+      </w:r>
     </w:p>
     <w:p>
       <w:pPr>
@@ -1837,6 +1995,34 @@
     </w:p>
     <w:p>
       <w:pPr>
+        <w:pStyle w:val="PargrafodaLista"/>
+        <w:rPr>
+          <w:sz w:val="24"/>
+        </w:rPr>
+      </w:pPr>
+    </w:p>
+    <w:p>
+      <w:pPr>
+        <w:pStyle w:val="PargrafodaLista"/>
+        <w:tabs>
+          <w:tab w:val="left" w:pos="719"/>
+          <w:tab w:val="left" w:pos="721"/>
+        </w:tabs>
+        <w:spacing w:line="276" w:lineRule="auto"/>
+        <w:ind w:right="676" w:firstLine="0"/>
+        <w:rPr>
+          <w:sz w:val="24"/>
+        </w:rPr>
+      </w:pPr>
+      <w:r>
+        <w:rPr>
+          <w:sz w:val="24"/>
+        </w:rPr>
+        <w:t>Todos os dias das 6 as 20</w:t>
+      </w:r>
+    </w:p>
+    <w:p>
+      <w:pPr>
         <w:pStyle w:val="Corpodetexto"/>
         <w:spacing w:before="42"/>
       </w:pPr>
@@ -1981,6 +2167,12 @@
         </w:rPr>
         <w:t>código)? Isso seria suficiente no novo sistema?</w:t>
       </w:r>
+      <w:r>
+        <w:rPr>
+          <w:sz w:val="24"/>
+        </w:rPr>
+        <w:t xml:space="preserve"> Se procura manualmente, no novo sistema seria procurado por codigo de barras e nome.</w:t>
+      </w:r>
     </w:p>
     <w:p>
       <w:pPr>
@@ -2025,25 +2217,21 @@
     <w:p>
       <w:pPr>
         <w:pStyle w:val="PargrafodaLista"/>
-        <w:numPr>
-          <w:ilvl w:val="0"/>
-          <w:numId w:val="1"/>
-        </w:numPr>
         <w:tabs>
           <w:tab w:val="left" w:pos="718"/>
           <w:tab w:val="left" w:pos="721"/>
         </w:tabs>
         <w:spacing w:line="278" w:lineRule="auto"/>
-        <w:ind w:left="721" w:right="698"/>
-        <w:rPr>
-          <w:sz w:val="24"/>
-        </w:rPr>
-      </w:pPr>
-      <w:r>
-        <w:rPr>
-          <w:sz w:val="24"/>
-        </w:rPr>
-        <w:t>Como deve ser registrado no sistema o consumo próprio ou a perda de produtos?</w:t>
+        <w:ind w:right="698" w:firstLine="0"/>
+        <w:rPr>
+          <w:sz w:val="24"/>
+        </w:rPr>
+      </w:pPr>
+      <w:r>
+        <w:rPr>
+          <w:sz w:val="24"/>
+        </w:rPr>
+        <w:t>sim</w:t>
       </w:r>
     </w:p>
     <w:p>
@@ -2075,12 +2263,31 @@
         <w:rPr>
           <w:sz w:val="24"/>
         </w:rPr>
-        <w:t>Quais os perfis de usuários que farão uso do sistema? E quais acessos devem ter?</w:t>
+        <w:t>Como deve ser registrado no sistema o consumo próprio ou a perda de produtos?</w:t>
       </w:r>
     </w:p>
     <w:p>
       <w:pPr>
         <w:pStyle w:val="PargrafodaLista"/>
+        <w:tabs>
+          <w:tab w:val="left" w:pos="718"/>
+          <w:tab w:val="left" w:pos="721"/>
+        </w:tabs>
+        <w:spacing w:line="278" w:lineRule="auto"/>
+        <w:ind w:right="698" w:firstLine="0"/>
+        <w:rPr>
+          <w:sz w:val="24"/>
+        </w:rPr>
+      </w:pPr>
+      <w:r>
+        <w:rPr>
+          <w:sz w:val="24"/>
+        </w:rPr>
+        <w:t>Consumo próprio será registrado e devidamente pago como venda, mas a preço de custo.</w:t>
+      </w:r>
+    </w:p>
+    <w:p>
+      <w:pPr>
         <w:rPr>
           <w:sz w:val="24"/>
         </w:rPr>
@@ -2112,7 +2319,38 @@
     </w:p>
     <w:p>
       <w:pPr>
-        <w:pStyle w:val="PargrafodaLista"/>
+        <w:tabs>
+          <w:tab w:val="left" w:pos="718"/>
+          <w:tab w:val="left" w:pos="721"/>
+        </w:tabs>
+        <w:spacing w:line="278" w:lineRule="auto"/>
+        <w:ind w:left="721" w:right="698"/>
+        <w:rPr>
+          <w:sz w:val="24"/>
+        </w:rPr>
+      </w:pPr>
+      <w:r>
+        <w:rPr>
+          <w:sz w:val="24"/>
+        </w:rPr>
+        <w:t>Em todas as telas que ficarão paradas na tela, como tela de entrada e tela de venda. Também na tela de estoque</w:t>
+      </w:r>
+    </w:p>
+    <w:p>
+      <w:pPr>
+        <w:tabs>
+          <w:tab w:val="left" w:pos="718"/>
+          <w:tab w:val="left" w:pos="721"/>
+        </w:tabs>
+        <w:spacing w:line="278" w:lineRule="auto"/>
+        <w:ind w:right="698"/>
+        <w:rPr>
+          <w:sz w:val="24"/>
+        </w:rPr>
+      </w:pPr>
+    </w:p>
+    <w:p>
+      <w:pPr>
         <w:rPr>
           <w:sz w:val="24"/>
         </w:rPr>
@@ -2139,24 +2377,23 @@
         <w:rPr>
           <w:sz w:val="24"/>
         </w:rPr>
-        <w:t xml:space="preserve"> É interessante o uso de leitor de codigo de barras?</w:t>
-      </w:r>
-    </w:p>
-    <w:p>
-      <w:pPr>
-        <w:pStyle w:val="PargrafodaLista"/>
-        <w:rPr>
-          <w:sz w:val="24"/>
-        </w:rPr>
-      </w:pPr>
-    </w:p>
-    <w:p>
-      <w:pPr>
-        <w:pStyle w:val="PargrafodaLista"/>
-        <w:numPr>
-          <w:ilvl w:val="0"/>
-          <w:numId w:val="1"/>
-        </w:numPr>
+        <w:t xml:space="preserve">Qual o nivel da facilidade </w:t>
+      </w:r>
+      <w:r>
+        <w:rPr>
+          <w:sz w:val="24"/>
+        </w:rPr>
+        <w:t>com a tecnologia</w:t>
+      </w:r>
+      <w:r>
+        <w:rPr>
+          <w:sz w:val="24"/>
+        </w:rPr>
+        <w:t xml:space="preserve"> da equipe?</w:t>
+      </w:r>
+    </w:p>
+    <w:p>
+      <w:pPr>
         <w:tabs>
           <w:tab w:val="left" w:pos="718"/>
           <w:tab w:val="left" w:pos="721"/>
@@ -2171,19 +2408,7 @@
         <w:rPr>
           <w:sz w:val="24"/>
         </w:rPr>
-        <w:t xml:space="preserve">Qual o nivel da facilidade </w:t>
-      </w:r>
-      <w:r>
-        <w:rPr>
-          <w:sz w:val="24"/>
-        </w:rPr>
-        <w:t>com a tecnologia</w:t>
-      </w:r>
-      <w:r>
-        <w:rPr>
-          <w:sz w:val="24"/>
-        </w:rPr>
-        <w:t xml:space="preserve"> da equipe?</w:t>
+        <w:t>Ambos funcionários tem conhecimento para utilizar um computador, mas não o suficiente para aplicativos convencionais de estoque.</w:t>
       </w:r>
     </w:p>
     <w:p>
@@ -2207,6 +2432,81 @@
           <w:highlight w:val="yellow"/>
         </w:rPr>
       </w:pPr>
+    </w:p>
+    <w:p>
+      <w:pPr>
+        <w:tabs>
+          <w:tab w:val="left" w:pos="718"/>
+          <w:tab w:val="left" w:pos="721"/>
+        </w:tabs>
+        <w:spacing w:line="278" w:lineRule="auto"/>
+        <w:ind w:right="698"/>
+        <w:rPr>
+          <w:sz w:val="24"/>
+          <w:highlight w:val="yellow"/>
+        </w:rPr>
+      </w:pPr>
+    </w:p>
+    <w:p>
+      <w:pPr>
+        <w:tabs>
+          <w:tab w:val="left" w:pos="718"/>
+          <w:tab w:val="left" w:pos="721"/>
+        </w:tabs>
+        <w:spacing w:line="278" w:lineRule="auto"/>
+        <w:ind w:right="698"/>
+        <w:rPr>
+          <w:sz w:val="24"/>
+          <w:highlight w:val="yellow"/>
+        </w:rPr>
+      </w:pPr>
+      <w:r>
+        <w:rPr>
+          <w:noProof/>
+          <w:sz w:val="24"/>
+        </w:rPr>
+        <w:drawing>
+          <wp:inline distT="0" distB="0" distL="0" distR="0" wp14:anchorId="7141DF26" wp14:editId="27560900">
+            <wp:extent cx="5403850" cy="3039745"/>
+            <wp:effectExtent l="0" t="0" r="6350" b="8255"/>
+            <wp:docPr id="1778161009" name="Imagem 3"/>
+            <wp:cNvGraphicFramePr>
+              <a:graphicFrameLocks xmlns:a="http://schemas.openxmlformats.org/drawingml/2006/main" noChangeAspect="1"/>
+            </wp:cNvGraphicFramePr>
+            <a:graphic xmlns:a="http://schemas.openxmlformats.org/drawingml/2006/main">
+              <a:graphicData uri="http://schemas.openxmlformats.org/drawingml/2006/picture">
+                <pic:pic xmlns:pic="http://schemas.openxmlformats.org/drawingml/2006/picture">
+                  <pic:nvPicPr>
+                    <pic:cNvPr id="1778161009" name="Imagem 1778161009"/>
+                    <pic:cNvPicPr/>
+                  </pic:nvPicPr>
+                  <pic:blipFill>
+                    <a:blip r:embed="rId5">
+                      <a:extLst>
+                        <a:ext uri="{28A0092B-C50C-407E-A947-70E740481C1C}">
+                          <a14:useLocalDpi xmlns:a14="http://schemas.microsoft.com/office/drawing/2010/main" val="0"/>
+                        </a:ext>
+                      </a:extLst>
+                    </a:blip>
+                    <a:stretch>
+                      <a:fillRect/>
+                    </a:stretch>
+                  </pic:blipFill>
+                  <pic:spPr>
+                    <a:xfrm>
+                      <a:off x="0" y="0"/>
+                      <a:ext cx="5403850" cy="3039745"/>
+                    </a:xfrm>
+                    <a:prstGeom prst="rect">
+                      <a:avLst/>
+                    </a:prstGeom>
+                  </pic:spPr>
+                </pic:pic>
+              </a:graphicData>
+            </a:graphic>
+          </wp:inline>
+        </w:drawing>
+      </w:r>
     </w:p>
     <w:sectPr>
       <w:type w:val="continuous"/>
@@ -2219,7 +2519,7 @@
 </file>
 
 <file path=word/numbering.xml><?xml version="1.0" encoding="utf-8"?>
-<w:numbering xmlns:wpc="http://schemas.microsoft.com/office/word/2010/wordprocessingCanvas" xmlns:cx="http://schemas.microsoft.com/office/drawing/2014/chartex" xmlns:cx1="http://schemas.microsoft.com/office/drawing/2015/9/8/chartex" xmlns:cx2="http://schemas.microsoft.com/office/drawing/2015/10/21/chartex" xmlns:cx3="http://schemas.microsoft.com/office/drawing/2016/5/9/chartex" xmlns:cx4="http://schemas.microsoft.com/office/drawing/2016/5/10/chartex" xmlns:cx5="http://schemas.microsoft.com/office/drawing/2016/5/11/chartex" xmlns:cx6="http://schemas.microsoft.com/office/drawing/2016/5/12/chartex" xmlns:cx7="http://schemas.microsoft.com/office/drawing/2016/5/13/chartex" xmlns:cx8="http://schemas.microsoft.com/office/drawing/2016/5/14/chartex" xmlns:mc="http://schemas.openxmlformats.org/markup-compatibility/2006" xmlns:aink="http://schemas.microsoft.com/office/drawing/2016/ink" xmlns:am3d="http://schemas.microsoft.com/office/drawing/2017/model3d" xmlns:o="urn:schemas-microsoft-com:office:office" xmlns:r="http://schemas.openxmlformats.org/officeDocument/2006/relationships" xmlns:m="http://schemas.openxmlformats.org/officeDocument/2006/math" xmlns:v="urn:schemas-microsoft-com:vml" xmlns:wp14="http://schemas.microsoft.com/office/word/2010/wordprocessingDrawing" xmlns:wp="http://schemas.openxmlformats.org/drawingml/2006/wordprocessingDrawing" xmlns:w10="urn:schemas-microsoft-com:office:word" xmlns:w="http://schemas.openxmlformats.org/wordprocessingml/2006/main" xmlns:w14="http://schemas.microsoft.com/office/word/2010/wordml" xmlns:w15="http://schemas.microsoft.com/office/word/2012/wordml" xmlns:w16cex="http://schemas.microsoft.com/office/word/2018/wordml/cex" xmlns:w16cid="http://schemas.microsoft.com/office/word/2016/wordml/cid" xmlns:w16="http://schemas.microsoft.com/office/word/2018/wordml" xmlns:w16sdtdh="http://schemas.microsoft.com/office/word/2020/wordml/sdtdatahash" xmlns:w16se="http://schemas.microsoft.com/office/word/2015/wordml/symex" xmlns:wpg="http://schemas.microsoft.com/office/word/2010/wordprocessingGroup" xmlns:wpi="http://schemas.microsoft.com/office/word/2010/wordprocessingInk" xmlns:wne="http://schemas.microsoft.com/office/word/2006/wordml" xmlns:wps="http://schemas.microsoft.com/office/word/2010/wordprocessingShape" mc:Ignorable="w14 w15 w16se w16cid w16 w16cex w16sdtdh wp14">
+<w:numbering xmlns:wpc="http://schemas.microsoft.com/office/word/2010/wordprocessingCanvas" xmlns:cx="http://schemas.microsoft.com/office/drawing/2014/chartex" xmlns:cx1="http://schemas.microsoft.com/office/drawing/2015/9/8/chartex" xmlns:cx2="http://schemas.microsoft.com/office/drawing/2015/10/21/chartex" xmlns:cx3="http://schemas.microsoft.com/office/drawing/2016/5/9/chartex" xmlns:cx4="http://schemas.microsoft.com/office/drawing/2016/5/10/chartex" xmlns:cx5="http://schemas.microsoft.com/office/drawing/2016/5/11/chartex" xmlns:cx6="http://schemas.microsoft.com/office/drawing/2016/5/12/chartex" xmlns:cx7="http://schemas.microsoft.com/office/drawing/2016/5/13/chartex" xmlns:cx8="http://schemas.microsoft.com/office/drawing/2016/5/14/chartex" xmlns:mc="http://schemas.openxmlformats.org/markup-compatibility/2006" xmlns:aink="http://schemas.microsoft.com/office/drawing/2016/ink" xmlns:am3d="http://schemas.microsoft.com/office/drawing/2017/model3d" xmlns:o="urn:schemas-microsoft-com:office:office" xmlns:oel="http://schemas.microsoft.com/office/2019/extlst" xmlns:r="http://schemas.openxmlformats.org/officeDocument/2006/relationships" xmlns:m="http://schemas.openxmlformats.org/officeDocument/2006/math" xmlns:v="urn:schemas-microsoft-com:vml" xmlns:wp14="http://schemas.microsoft.com/office/word/2010/wordprocessingDrawing" xmlns:wp="http://schemas.openxmlformats.org/drawingml/2006/wordprocessingDrawing" xmlns:w10="urn:schemas-microsoft-com:office:word" xmlns:w="http://schemas.openxmlformats.org/wordprocessingml/2006/main" xmlns:w14="http://schemas.microsoft.com/office/word/2010/wordml" xmlns:w15="http://schemas.microsoft.com/office/word/2012/wordml" xmlns:w16cex="http://schemas.microsoft.com/office/word/2018/wordml/cex" xmlns:w16cid="http://schemas.microsoft.com/office/word/2016/wordml/cid" xmlns:w16="http://schemas.microsoft.com/office/word/2018/wordml" xmlns:w16du="http://schemas.microsoft.com/office/word/2023/wordml/word16du" xmlns:w16sdtdh="http://schemas.microsoft.com/office/word/2020/wordml/sdtdatahash" xmlns:w16sdtfl="http://schemas.microsoft.com/office/word/2024/wordml/sdtformatlock" xmlns:w16se="http://schemas.microsoft.com/office/word/2015/wordml/symex" xmlns:wpg="http://schemas.microsoft.com/office/word/2010/wordprocessingGroup" xmlns:wpi="http://schemas.microsoft.com/office/word/2010/wordprocessingInk" xmlns:wne="http://schemas.microsoft.com/office/word/2006/wordml" xmlns:wps="http://schemas.microsoft.com/office/word/2010/wordprocessingShape" mc:Ignorable="w14 w15 w16se w16cid w16 w16cex w16sdtdh w16sdtfl w16du wp14">
   <w:abstractNum w:abstractNumId="0" w15:restartNumberingAfterBreak="0">
     <w:nsid w:val="6CD74607"/>
     <w:multiLevelType w:val="hybridMultilevel"/>
@@ -2342,14 +2642,14 @@
       </w:rPr>
     </w:lvl>
   </w:abstractNum>
-  <w:num w:numId="1">
+  <w:num w:numId="1" w16cid:durableId="586886412">
     <w:abstractNumId w:val="0"/>
   </w:num>
 </w:numbering>
 </file>
 
 <file path=word/styles.xml><?xml version="1.0" encoding="utf-8"?>
-<w:styles xmlns:mc="http://schemas.openxmlformats.org/markup-compatibility/2006" xmlns:r="http://schemas.openxmlformats.org/officeDocument/2006/relationships" xmlns:w="http://schemas.openxmlformats.org/wordprocessingml/2006/main" xmlns:w14="http://schemas.microsoft.com/office/word/2010/wordml" xmlns:w15="http://schemas.microsoft.com/office/word/2012/wordml" xmlns:w16cex="http://schemas.microsoft.com/office/word/2018/wordml/cex" xmlns:w16cid="http://schemas.microsoft.com/office/word/2016/wordml/cid" xmlns:w16="http://schemas.microsoft.com/office/word/2018/wordml" xmlns:w16sdtdh="http://schemas.microsoft.com/office/word/2020/wordml/sdtdatahash" xmlns:w16se="http://schemas.microsoft.com/office/word/2015/wordml/symex" mc:Ignorable="w14 w15 w16se w16cid w16 w16cex w16sdtdh">
+<w:styles xmlns:mc="http://schemas.openxmlformats.org/markup-compatibility/2006" xmlns:r="http://schemas.openxmlformats.org/officeDocument/2006/relationships" xmlns:w="http://schemas.openxmlformats.org/wordprocessingml/2006/main" xmlns:w14="http://schemas.microsoft.com/office/word/2010/wordml" xmlns:w15="http://schemas.microsoft.com/office/word/2012/wordml" xmlns:w16cex="http://schemas.microsoft.com/office/word/2018/wordml/cex" xmlns:w16cid="http://schemas.microsoft.com/office/word/2016/wordml/cid" xmlns:w16="http://schemas.microsoft.com/office/word/2018/wordml" xmlns:w16du="http://schemas.microsoft.com/office/word/2023/wordml/word16du" xmlns:w16sdtdh="http://schemas.microsoft.com/office/word/2020/wordml/sdtdatahash" xmlns:w16sdtfl="http://schemas.microsoft.com/office/word/2024/wordml/sdtformatlock" xmlns:w16se="http://schemas.microsoft.com/office/word/2015/wordml/symex" mc:Ignorable="w14 w15 w16se w16cid w16 w16cex w16sdtdh w16sdtfl w16du">
   <w:docDefaults>
     <w:rPrDefault>
       <w:rPr>
